--- a/www/content/abdomen-pelvis/Suprarenal glands.docx
+++ b/www/content/abdomen-pelvis/Suprarenal glands.docx
@@ -167,15 +167,13 @@
     </w:p>
     <w:p>
       <w:r>
-        <w:t xml:space="preserve">Right </w:t>
-      </w:r>
-      <w:proofErr w:type="spellStart"/>
-      <w:r>
-        <w:t>suprerenal</w:t>
-      </w:r>
-      <w:proofErr w:type="spellEnd"/>
-      <w:r>
-        <w:t xml:space="preserve"> gland hilum - near anterior border, right suprarenal vein emerges</w:t>
+        <w:t>Right supr</w:t>
+      </w:r>
+      <w:r>
+        <w:t>a</w:t>
+      </w:r>
+      <w:r>
+        <w:t>renal gland hilum - near anterior border, right suprarenal vein emerges</w:t>
       </w:r>
     </w:p>
     <w:p>
@@ -188,68 +186,36 @@
         <w:rPr>
           <w:noProof/>
         </w:rPr>
+        <w:t>[SVG]</w:t>
+      </w:r>
+      <w:r>
+        <w:t xml:space="preserve"> </w:t>
+      </w:r>
+      <w:r>
+        <w:rPr>
+          <w:noProof/>
+        </w:rPr>
+        <w:t>suprarenal glands</w:t>
+      </w:r>
+      <w:r>
+        <w:rPr>
+          <w:noProof/>
+        </w:rPr>
+        <w:t>.svg</w:t>
+      </w:r>
+    </w:p>
+    <w:p>
+      <w:r>
+        <w:t>Suprarenal glands - appreciate the different shapes on right and left sides</w:t>
+      </w:r>
+    </w:p>
+    <w:p/>
+    <w:p>
+      <w:pPr>
+        <w:pStyle w:val="Heading2"/>
+      </w:pPr>
+      <w:r>
         <w:lastRenderedPageBreak/>
-        <w:drawing>
-          <wp:inline distT="0" distB="0" distL="0" distR="0" wp14:anchorId="1C6AC9CA" wp14:editId="58C5C393">
-            <wp:extent cx="5731510" cy="5215255"/>
-            <wp:effectExtent l="0" t="0" r="0" b="4445"/>
-            <wp:docPr id="1106388174" name="Picture 1" descr="Image"/>
-            <wp:cNvGraphicFramePr>
-              <a:graphicFrameLocks xmlns:a="http://schemas.openxmlformats.org/drawingml/2006/main" noChangeAspect="1"/>
-            </wp:cNvGraphicFramePr>
-            <a:graphic xmlns:a="http://schemas.openxmlformats.org/drawingml/2006/main">
-              <a:graphicData uri="http://schemas.openxmlformats.org/drawingml/2006/picture">
-                <pic:pic xmlns:pic="http://schemas.openxmlformats.org/drawingml/2006/picture">
-                  <pic:nvPicPr>
-                    <pic:cNvPr id="0" name="Picture 10" descr="Image"/>
-                    <pic:cNvPicPr>
-                      <a:picLocks noChangeAspect="1" noChangeArrowheads="1"/>
-                    </pic:cNvPicPr>
-                  </pic:nvPicPr>
-                  <pic:blipFill>
-                    <a:blip r:embed="rId5">
-                      <a:extLst>
-                        <a:ext uri="{28A0092B-C50C-407E-A947-70E740481C1C}">
-                          <a14:useLocalDpi xmlns:a14="http://schemas.microsoft.com/office/drawing/2010/main" val="0"/>
-                        </a:ext>
-                      </a:extLst>
-                    </a:blip>
-                    <a:srcRect/>
-                    <a:stretch>
-                      <a:fillRect/>
-                    </a:stretch>
-                  </pic:blipFill>
-                  <pic:spPr bwMode="auto">
-                    <a:xfrm>
-                      <a:off x="0" y="0"/>
-                      <a:ext cx="5731510" cy="5215255"/>
-                    </a:xfrm>
-                    <a:prstGeom prst="rect">
-                      <a:avLst/>
-                    </a:prstGeom>
-                    <a:noFill/>
-                    <a:ln>
-                      <a:noFill/>
-                    </a:ln>
-                  </pic:spPr>
-                </pic:pic>
-              </a:graphicData>
-            </a:graphic>
-          </wp:inline>
-        </w:drawing>
-      </w:r>
-    </w:p>
-    <w:p>
-      <w:r>
-        <w:t>Suprarenal glands - appreciate the different shapes on right and left sides</w:t>
-      </w:r>
-    </w:p>
-    <w:p/>
-    <w:p>
-      <w:pPr>
-        <w:pStyle w:val="Heading2"/>
-      </w:pPr>
-      <w:r>
         <w:t>Coverings</w:t>
       </w:r>
     </w:p>
@@ -327,7 +293,6 @@
         <w:rPr>
           <w:noProof/>
         </w:rPr>
-        <w:lastRenderedPageBreak/>
         <w:drawing>
           <wp:inline distT="0" distB="0" distL="0" distR="0" wp14:anchorId="6BECFA55" wp14:editId="63A357E0">
             <wp:extent cx="5731510" cy="5174615"/>
@@ -346,7 +311,7 @@
                     </pic:cNvPicPr>
                   </pic:nvPicPr>
                   <pic:blipFill>
-                    <a:blip r:embed="rId6">
+                    <a:blip r:embed="rId5">
                       <a:extLst>
                         <a:ext uri="{28A0092B-C50C-407E-A947-70E740481C1C}">
                           <a14:useLocalDpi xmlns:a14="http://schemas.microsoft.com/office/drawing/2010/main" val="0"/>
@@ -389,6 +354,7 @@
         <w:pStyle w:val="Heading2"/>
       </w:pPr>
       <w:r>
+        <w:lastRenderedPageBreak/>
         <w:t>Venous drainage</w:t>
       </w:r>
     </w:p>
@@ -409,6 +375,64 @@
     </w:p>
     <w:p>
       <w:pPr>
+        <w:jc w:val="center"/>
+      </w:pPr>
+      <w:r>
+        <w:rPr>
+          <w:noProof/>
+        </w:rPr>
+        <w:drawing>
+          <wp:inline distT="0" distB="0" distL="0" distR="0" wp14:anchorId="5173CBCE" wp14:editId="41C43A45">
+            <wp:extent cx="3390900" cy="3065374"/>
+            <wp:effectExtent l="0" t="0" r="0" b="1905"/>
+            <wp:docPr id="1395179132" name="Picture 1"/>
+            <wp:cNvGraphicFramePr>
+              <a:graphicFrameLocks xmlns:a="http://schemas.openxmlformats.org/drawingml/2006/main" noChangeAspect="1"/>
+            </wp:cNvGraphicFramePr>
+            <a:graphic xmlns:a="http://schemas.openxmlformats.org/drawingml/2006/main">
+              <a:graphicData uri="http://schemas.openxmlformats.org/drawingml/2006/picture">
+                <pic:pic xmlns:pic="http://schemas.openxmlformats.org/drawingml/2006/picture">
+                  <pic:nvPicPr>
+                    <pic:cNvPr id="0" name="Picture 1"/>
+                    <pic:cNvPicPr>
+                      <a:picLocks noChangeAspect="1" noChangeArrowheads="1"/>
+                    </pic:cNvPicPr>
+                  </pic:nvPicPr>
+                  <pic:blipFill>
+                    <a:blip r:embed="rId6">
+                      <a:extLst>
+                        <a:ext uri="{28A0092B-C50C-407E-A947-70E740481C1C}">
+                          <a14:useLocalDpi xmlns:a14="http://schemas.microsoft.com/office/drawing/2010/main" val="0"/>
+                        </a:ext>
+                      </a:extLst>
+                    </a:blip>
+                    <a:srcRect/>
+                    <a:stretch>
+                      <a:fillRect/>
+                    </a:stretch>
+                  </pic:blipFill>
+                  <pic:spPr bwMode="auto">
+                    <a:xfrm>
+                      <a:off x="0" y="0"/>
+                      <a:ext cx="3393714" cy="3067918"/>
+                    </a:xfrm>
+                    <a:prstGeom prst="rect">
+                      <a:avLst/>
+                    </a:prstGeom>
+                    <a:noFill/>
+                    <a:ln>
+                      <a:noFill/>
+                    </a:ln>
+                  </pic:spPr>
+                </pic:pic>
+              </a:graphicData>
+            </a:graphic>
+          </wp:inline>
+        </w:drawing>
+      </w:r>
+    </w:p>
+    <w:p>
+      <w:pPr>
         <w:pStyle w:val="Heading2"/>
       </w:pPr>
       <w:r>
@@ -426,7 +450,6 @@
         <w:pStyle w:val="Heading2"/>
       </w:pPr>
       <w:r>
-        <w:lastRenderedPageBreak/>
         <w:t>Left suprarenal vein</w:t>
       </w:r>
     </w:p>
@@ -544,6 +567,264 @@
     <w:p>
       <w:r>
         <w:t>Organ injury - left sided adrenalectomy: splenic injury, pancreatic injury. Right sided adrenalectomy: injury to liver, duodenum</w:t>
+      </w:r>
+    </w:p>
+    <w:p>
+      <w:pPr>
+        <w:rPr>
+          <w:b/>
+          <w:bCs/>
+        </w:rPr>
+      </w:pPr>
+      <w:r>
+        <w:rPr>
+          <w:b/>
+          <w:bCs/>
+        </w:rPr>
+        <w:t>____</w:t>
+      </w:r>
+      <w:r>
+        <w:t>MCQ_START</w:t>
+      </w:r>
+      <w:r>
+        <w:rPr>
+          <w:b/>
+          <w:bCs/>
+        </w:rPr>
+        <w:t>____</w:t>
+      </w:r>
+    </w:p>
+    <w:p>
+      <w:r>
+        <w:t>Q1. The right suprarenal gland is typically:</w:t>
+      </w:r>
+      <w:r>
+        <w:br/>
+        <w:t>A. Semilunar in shape</w:t>
+      </w:r>
+      <w:r>
+        <w:br/>
+        <w:t>B. Triangular</w:t>
+      </w:r>
+      <w:r>
+        <w:br/>
+        <w:t>C. Wedge-</w:t>
+      </w:r>
+      <w:proofErr w:type="gramStart"/>
+      <w:r>
+        <w:t>shaped[</w:t>
+      </w:r>
+      <w:proofErr w:type="gramEnd"/>
+      <w:r>
+        <w:t>CORRECT]</w:t>
+      </w:r>
+      <w:r>
+        <w:br/>
+        <w:t>D. Oval</w:t>
+      </w:r>
+    </w:p>
+    <w:p>
+      <w:pPr>
+        <w:rPr>
+          <w:b/>
+          <w:bCs/>
+          <w:i/>
+          <w:iCs/>
+        </w:rPr>
+      </w:pPr>
+      <w:r>
+        <w:rPr>
+          <w:b/>
+          <w:bCs/>
+          <w:i/>
+          <w:iCs/>
+        </w:rPr>
+        <w:t>____</w:t>
+      </w:r>
+    </w:p>
+    <w:p>
+      <w:r>
+        <w:t>Q2. The zona fasciculata of the adrenal cortex secretes:</w:t>
+      </w:r>
+      <w:r>
+        <w:br/>
+        <w:t>A. Aldosterone</w:t>
+      </w:r>
+      <w:r>
+        <w:br/>
+        <w:t xml:space="preserve">B. </w:t>
+      </w:r>
+      <w:proofErr w:type="gramStart"/>
+      <w:r>
+        <w:t>Cortisol[</w:t>
+      </w:r>
+      <w:proofErr w:type="gramEnd"/>
+      <w:r>
+        <w:t>CORRECT]</w:t>
+      </w:r>
+      <w:r>
+        <w:br/>
+        <w:t>C. Adrenaline</w:t>
+      </w:r>
+      <w:r>
+        <w:br/>
+        <w:t>D. Noradrenaline</w:t>
+      </w:r>
+    </w:p>
+    <w:p>
+      <w:pPr>
+        <w:rPr>
+          <w:b/>
+          <w:bCs/>
+          <w:i/>
+          <w:iCs/>
+        </w:rPr>
+      </w:pPr>
+      <w:r>
+        <w:rPr>
+          <w:b/>
+          <w:bCs/>
+          <w:i/>
+          <w:iCs/>
+        </w:rPr>
+        <w:t>____</w:t>
+      </w:r>
+    </w:p>
+    <w:p>
+      <w:r>
+        <w:t>Q3. The right suprarenal vein drains directly into:</w:t>
+      </w:r>
+      <w:r>
+        <w:br/>
+        <w:t>A. Left renal vein</w:t>
+      </w:r>
+      <w:r>
+        <w:br/>
+        <w:t>B. Portal vein</w:t>
+      </w:r>
+      <w:r>
+        <w:br/>
+        <w:t xml:space="preserve">C. Inferior vena </w:t>
+      </w:r>
+      <w:proofErr w:type="gramStart"/>
+      <w:r>
+        <w:t>cava[</w:t>
+      </w:r>
+      <w:proofErr w:type="gramEnd"/>
+      <w:r>
+        <w:t>CORRECT]</w:t>
+      </w:r>
+      <w:r>
+        <w:br/>
+        <w:t>D. Splenic vein</w:t>
+      </w:r>
+    </w:p>
+    <w:p>
+      <w:pPr>
+        <w:rPr>
+          <w:b/>
+          <w:bCs/>
+          <w:i/>
+          <w:iCs/>
+        </w:rPr>
+      </w:pPr>
+      <w:r>
+        <w:rPr>
+          <w:b/>
+          <w:bCs/>
+          <w:i/>
+          <w:iCs/>
+        </w:rPr>
+        <w:lastRenderedPageBreak/>
+        <w:t>____</w:t>
+      </w:r>
+    </w:p>
+    <w:p>
+      <w:r>
+        <w:t>Q4. The superior suprarenal artery arises from:</w:t>
+      </w:r>
+      <w:r>
+        <w:br/>
+        <w:t>A. Abdominal aorta</w:t>
+      </w:r>
+      <w:r>
+        <w:br/>
+        <w:t>B. Renal artery</w:t>
+      </w:r>
+      <w:r>
+        <w:br/>
+        <w:t xml:space="preserve">C. Inferior phrenic </w:t>
+      </w:r>
+      <w:proofErr w:type="gramStart"/>
+      <w:r>
+        <w:t>artery[</w:t>
+      </w:r>
+      <w:proofErr w:type="gramEnd"/>
+      <w:r>
+        <w:t>CORRECT]</w:t>
+      </w:r>
+      <w:r>
+        <w:br/>
+        <w:t>D. Celiac trunk</w:t>
+      </w:r>
+    </w:p>
+    <w:p>
+      <w:pPr>
+        <w:rPr>
+          <w:b/>
+          <w:bCs/>
+          <w:i/>
+          <w:iCs/>
+        </w:rPr>
+      </w:pPr>
+      <w:r>
+        <w:rPr>
+          <w:b/>
+          <w:bCs/>
+          <w:i/>
+          <w:iCs/>
+        </w:rPr>
+        <w:t>____</w:t>
+      </w:r>
+    </w:p>
+    <w:p>
+      <w:r>
+        <w:t>Q5. During adrenalectomy for pheochromocytoma, which structure is ligated first?</w:t>
+      </w:r>
+      <w:r>
+        <w:br/>
+        <w:t>A. Suprarenal arteries</w:t>
+      </w:r>
+      <w:r>
+        <w:br/>
+        <w:t>B. Renal artery</w:t>
+      </w:r>
+      <w:r>
+        <w:br/>
+        <w:t xml:space="preserve">C. Suprarenal </w:t>
+      </w:r>
+      <w:proofErr w:type="gramStart"/>
+      <w:r>
+        <w:t>vein[</w:t>
+      </w:r>
+      <w:proofErr w:type="gramEnd"/>
+      <w:r>
+        <w:t>CORRECT]</w:t>
+      </w:r>
+      <w:r>
+        <w:br/>
+        <w:t>D. Portal vein</w:t>
+      </w:r>
+    </w:p>
+    <w:p>
+      <w:r>
+        <w:t>____</w:t>
+      </w:r>
+      <w:r>
+        <w:t>MCQ_END</w:t>
+      </w:r>
+      <w:r>
+        <w:t>____</w:t>
       </w:r>
     </w:p>
     <w:p/>

--- a/www/content/abdomen-pelvis/Suprarenal glands.docx
+++ b/www/content/abdomen-pelvis/Suprarenal glands.docx
@@ -25,15 +25,13 @@
     </w:p>
     <w:p>
       <w:r>
-        <w:t>Suprarenal glands (</w:t>
-      </w:r>
-      <w:proofErr w:type="spellStart"/>
-      <w:r>
-        <w:t>suprerenal</w:t>
-      </w:r>
-      <w:proofErr w:type="spellEnd"/>
-      <w:r>
-        <w:t xml:space="preserve"> - above the kidney)</w:t>
+        <w:t>Suprarenal glands (supr</w:t>
+      </w:r>
+      <w:r>
+        <w:t>a</w:t>
+      </w:r>
+      <w:r>
+        <w:t>renal - above the kidney)</w:t>
       </w:r>
     </w:p>
     <w:p>
@@ -343,11 +341,7 @@
         </w:drawing>
       </w:r>
     </w:p>
-    <w:p>
-      <w:r>
-        <w:t>Superior suprarenal artery</w:t>
-      </w:r>
-    </w:p>
+    <w:p/>
     <w:p/>
     <w:p>
       <w:pPr>
@@ -576,6 +570,14 @@
           <w:bCs/>
         </w:rPr>
       </w:pPr>
+    </w:p>
+    <w:p>
+      <w:pPr>
+        <w:rPr>
+          <w:b/>
+          <w:bCs/>
+        </w:rPr>
+      </w:pPr>
       <w:r>
         <w:rPr>
           <w:b/>
@@ -704,6 +706,9 @@
       </w:r>
       <w:r>
         <w:br/>
+      </w:r>
+      <w:r>
+        <w:lastRenderedPageBreak/>
         <w:t xml:space="preserve">C. Inferior vena </w:t>
       </w:r>
       <w:proofErr w:type="gramStart"/>
@@ -717,55 +722,6 @@
       <w:r>
         <w:br/>
         <w:t>D. Splenic vein</w:t>
-      </w:r>
-    </w:p>
-    <w:p>
-      <w:pPr>
-        <w:rPr>
-          <w:b/>
-          <w:bCs/>
-          <w:i/>
-          <w:iCs/>
-        </w:rPr>
-      </w:pPr>
-      <w:r>
-        <w:rPr>
-          <w:b/>
-          <w:bCs/>
-          <w:i/>
-          <w:iCs/>
-        </w:rPr>
-        <w:lastRenderedPageBreak/>
-        <w:t>____</w:t>
-      </w:r>
-    </w:p>
-    <w:p>
-      <w:r>
-        <w:t>Q4. The superior suprarenal artery arises from:</w:t>
-      </w:r>
-      <w:r>
-        <w:br/>
-        <w:t>A. Abdominal aorta</w:t>
-      </w:r>
-      <w:r>
-        <w:br/>
-        <w:t>B. Renal artery</w:t>
-      </w:r>
-      <w:r>
-        <w:br/>
-        <w:t xml:space="preserve">C. Inferior phrenic </w:t>
-      </w:r>
-      <w:proofErr w:type="gramStart"/>
-      <w:r>
-        <w:t>artery[</w:t>
-      </w:r>
-      <w:proofErr w:type="gramEnd"/>
-      <w:r>
-        <w:t>CORRECT]</w:t>
-      </w:r>
-      <w:r>
-        <w:br/>
-        <w:t>D. Celiac trunk</w:t>
       </w:r>
     </w:p>
     <w:p>
@@ -789,6 +745,54 @@
     </w:p>
     <w:p>
       <w:r>
+        <w:t>Q4. The superior suprarenal artery arises from:</w:t>
+      </w:r>
+      <w:r>
+        <w:br/>
+        <w:t>A. Abdominal aorta</w:t>
+      </w:r>
+      <w:r>
+        <w:br/>
+        <w:t>B. Renal artery</w:t>
+      </w:r>
+      <w:r>
+        <w:br/>
+        <w:t xml:space="preserve">C. Inferior phrenic </w:t>
+      </w:r>
+      <w:proofErr w:type="gramStart"/>
+      <w:r>
+        <w:t>artery[</w:t>
+      </w:r>
+      <w:proofErr w:type="gramEnd"/>
+      <w:r>
+        <w:t>CORRECT]</w:t>
+      </w:r>
+      <w:r>
+        <w:br/>
+        <w:t>D. Celiac trunk</w:t>
+      </w:r>
+    </w:p>
+    <w:p>
+      <w:pPr>
+        <w:rPr>
+          <w:b/>
+          <w:bCs/>
+          <w:i/>
+          <w:iCs/>
+        </w:rPr>
+      </w:pPr>
+      <w:r>
+        <w:rPr>
+          <w:b/>
+          <w:bCs/>
+          <w:i/>
+          <w:iCs/>
+        </w:rPr>
+        <w:t>____</w:t>
+      </w:r>
+    </w:p>
+    <w:p>
+      <w:r>
         <w:t>Q5. During adrenalectomy for pheochromocytoma, which structure is ligated first?</w:t>
       </w:r>
       <w:r>
@@ -818,10 +822,7 @@
     </w:p>
     <w:p>
       <w:r>
-        <w:t>____</w:t>
-      </w:r>
-      <w:r>
-        <w:t>MCQ_END</w:t>
+        <w:t>____MCQ_END</w:t>
       </w:r>
       <w:r>
         <w:t>____</w:t>
@@ -1946,6 +1947,7 @@
   <w:style w:type="character" w:default="1" w:styleId="DefaultParagraphFont">
     <w:name w:val="Default Paragraph Font"/>
     <w:uiPriority w:val="1"/>
+    <w:semiHidden/>
     <w:unhideWhenUsed/>
   </w:style>
   <w:style w:type="table" w:default="1" w:styleId="TableNormal">
